--- a/src/template/华东区域经营月报模板.docx
+++ b/src/template/华东区域经营月报模板.docx
@@ -128,6 +128,55 @@
         <w:textAlignment w:val="auto"/>
         <w:outlineLvl w:val="1"/>
         <w:rPr>
+          <w:rFonts w:hint="default" w:ascii="仿宋" w:hAnsi="仿宋" w:eastAsia="仿宋" w:cs="仿宋"/>
+          <w:b w:val="0"/>
+          <w:bCs w:val="0"/>
+          <w:sz w:val="32"/>
+          <w:szCs w:val="32"/>
+          <w:highlight w:val="none"/>
+          <w:lang w:val="en-US" w:eastAsia="zh-CN" w:bidi="zh-CN"/>
+        </w:rPr>
+      </w:pPr>
+      <w:r>
+        <w:rPr>
+          <w:rFonts w:hint="eastAsia" w:ascii="仿宋" w:hAnsi="仿宋" w:eastAsia="仿宋" w:cs="仿宋"/>
+          <w:b w:val="0"/>
+          <w:bCs w:val="0"/>
+          <w:sz w:val="32"/>
+          <w:szCs w:val="32"/>
+          <w:highlight w:val="none"/>
+          <w:lang w:val="en-US" w:eastAsia="zh-CN" w:bidi="zh-CN"/>
+        </w:rPr>
+        <w:t>{ledgerReportText1}{inHandContractText}</w:t>
+      </w:r>
+      <w:bookmarkStart w:id="0" w:name="_GoBack"/>
+      <w:bookmarkEnd w:id="0"/>
+    </w:p>
+    <w:p>
+      <w:pPr>
+        <w:keepNext w:val="0"/>
+        <w:keepLines w:val="0"/>
+        <w:pageBreakBefore w:val="0"/>
+        <w:widowControl w:val="0"/>
+        <w:numPr>
+          <w:ilvl w:val="0"/>
+          <w:numId w:val="0"/>
+        </w:numPr>
+        <w:shd w:val="clear"/>
+        <w:kinsoku/>
+        <w:wordWrap/>
+        <w:overflowPunct w:val="0"/>
+        <w:topLinePunct w:val="0"/>
+        <w:autoSpaceDE w:val="0"/>
+        <w:autoSpaceDN w:val="0"/>
+        <w:bidi w:val="0"/>
+        <w:adjustRightInd/>
+        <w:snapToGrid/>
+        <w:spacing w:line="560" w:lineRule="exact"/>
+        <w:ind w:left="420" w:leftChars="0" w:firstLine="640" w:firstLineChars="200"/>
+        <w:textAlignment w:val="auto"/>
+        <w:outlineLvl w:val="1"/>
+        <w:rPr>
           <w:rFonts w:hint="eastAsia" w:ascii="仿宋" w:hAnsi="仿宋" w:eastAsia="仿宋" w:cs="仿宋"/>
           <w:b w:val="0"/>
           <w:bCs w:val="0"/>
@@ -147,8 +196,90 @@
           <w:highlight w:val="none"/>
           <w:lang w:val="en-US" w:eastAsia="zh-CN" w:bidi="zh-CN"/>
         </w:rPr>
-        <w:t>{ledgerReportText}</w:t>
+        <w:t>{ledgerReportText2}</w:t>
       </w:r>
+    </w:p>
+    <w:p>
+      <w:pPr>
+        <w:keepNext w:val="0"/>
+        <w:keepLines w:val="0"/>
+        <w:pageBreakBefore w:val="0"/>
+        <w:widowControl w:val="0"/>
+        <w:numPr>
+          <w:ilvl w:val="0"/>
+          <w:numId w:val="0"/>
+        </w:numPr>
+        <w:shd w:val="clear"/>
+        <w:kinsoku/>
+        <w:wordWrap/>
+        <w:overflowPunct w:val="0"/>
+        <w:topLinePunct w:val="0"/>
+        <w:autoSpaceDE w:val="0"/>
+        <w:autoSpaceDN w:val="0"/>
+        <w:bidi w:val="0"/>
+        <w:adjustRightInd/>
+        <w:snapToGrid/>
+        <w:spacing w:line="560" w:lineRule="exact"/>
+        <w:ind w:left="420" w:leftChars="0" w:firstLine="640" w:firstLineChars="200"/>
+        <w:textAlignment w:val="auto"/>
+        <w:outlineLvl w:val="1"/>
+        <w:rPr>
+          <w:rFonts w:hint="eastAsia" w:ascii="仿宋" w:hAnsi="仿宋" w:eastAsia="仿宋" w:cs="仿宋"/>
+          <w:b w:val="0"/>
+          <w:bCs w:val="0"/>
+          <w:sz w:val="32"/>
+          <w:szCs w:val="32"/>
+          <w:highlight w:val="none"/>
+          <w:lang w:val="en-US" w:eastAsia="zh-CN" w:bidi="zh-CN"/>
+        </w:rPr>
+      </w:pPr>
+      <w:r>
+        <w:rPr>
+          <w:rFonts w:hint="eastAsia" w:ascii="仿宋" w:hAnsi="仿宋" w:eastAsia="仿宋" w:cs="仿宋"/>
+          <w:b w:val="0"/>
+          <w:bCs w:val="0"/>
+          <w:sz w:val="32"/>
+          <w:szCs w:val="32"/>
+          <w:highlight w:val="none"/>
+          <w:lang w:val="en-US" w:eastAsia="zh-CN" w:bidi="zh-CN"/>
+        </w:rPr>
+        <w:t>{ledgerReportText3}</w:t>
+      </w:r>
+    </w:p>
+    <w:p>
+      <w:pPr>
+        <w:keepNext w:val="0"/>
+        <w:keepLines w:val="0"/>
+        <w:pageBreakBefore w:val="0"/>
+        <w:widowControl w:val="0"/>
+        <w:numPr>
+          <w:ilvl w:val="0"/>
+          <w:numId w:val="0"/>
+        </w:numPr>
+        <w:shd w:val="clear"/>
+        <w:kinsoku/>
+        <w:wordWrap/>
+        <w:overflowPunct w:val="0"/>
+        <w:topLinePunct w:val="0"/>
+        <w:autoSpaceDE w:val="0"/>
+        <w:autoSpaceDN w:val="0"/>
+        <w:bidi w:val="0"/>
+        <w:adjustRightInd/>
+        <w:snapToGrid/>
+        <w:spacing w:line="560" w:lineRule="exact"/>
+        <w:ind w:left="420" w:leftChars="0" w:firstLine="640" w:firstLineChars="200"/>
+        <w:textAlignment w:val="auto"/>
+        <w:outlineLvl w:val="1"/>
+        <w:rPr>
+          <w:rFonts w:hint="eastAsia" w:ascii="仿宋" w:hAnsi="仿宋" w:eastAsia="仿宋" w:cs="仿宋"/>
+          <w:b w:val="0"/>
+          <w:bCs w:val="0"/>
+          <w:sz w:val="32"/>
+          <w:szCs w:val="32"/>
+          <w:highlight w:val="none"/>
+          <w:lang w:val="en-US" w:eastAsia="zh-CN" w:bidi="zh-CN"/>
+        </w:rPr>
+      </w:pPr>
     </w:p>
     <w:p>
       <w:pPr>
@@ -2774,7 +2905,6 @@
             <w:insideH w:val="none" w:color="auto" w:sz="0" w:space="0"/>
             <w:insideV w:val="none" w:color="auto" w:sz="0" w:space="0"/>
           </w:tblBorders>
-          <w:shd w:val="clear" w:color="auto" w:fill="auto"/>
           <w:tblCellMar>
             <w:top w:w="0" w:type="dxa"/>
             <w:left w:w="108" w:type="dxa"/>
@@ -4084,7 +4214,6 @@
             <w:insideH w:val="none" w:color="auto" w:sz="0" w:space="0"/>
             <w:insideV w:val="none" w:color="auto" w:sz="0" w:space="0"/>
           </w:tblBorders>
-          <w:shd w:val="clear" w:color="auto" w:fill="auto"/>
           <w:tblCellMar>
             <w:top w:w="0" w:type="dxa"/>
             <w:left w:w="108" w:type="dxa"/>
@@ -6682,7 +6811,6 @@
             <w:insideH w:val="none" w:color="auto" w:sz="0" w:space="0"/>
             <w:insideV w:val="none" w:color="auto" w:sz="0" w:space="0"/>
           </w:tblBorders>
-          <w:shd w:val="clear" w:color="auto" w:fill="auto"/>
           <w:tblCellMar>
             <w:top w:w="0" w:type="dxa"/>
             <w:left w:w="108" w:type="dxa"/>
@@ -8006,7 +8134,6 @@
             <w:insideH w:val="none" w:color="auto" w:sz="0" w:space="0"/>
             <w:insideV w:val="none" w:color="auto" w:sz="0" w:space="0"/>
           </w:tblBorders>
-          <w:shd w:val="clear" w:color="auto" w:fill="auto"/>
           <w:tblCellMar>
             <w:top w:w="0" w:type="dxa"/>
             <w:left w:w="108" w:type="dxa"/>
